--- a/Recomendación.docx
+++ b/Recomendación.docx
@@ -309,7 +309,23 @@
           <w:b/>
           <w:bCs/>
         </w:rPr>
-        <w:t xml:space="preserve">Agregar startup </w:t>
+        <w:t xml:space="preserve">Agregar </w:t>
+      </w:r>
+      <w:proofErr w:type="gramStart"/>
+      <w:r>
+        <w:rPr>
+          <w:b/>
+          <w:bCs/>
+        </w:rPr>
+        <w:t>startup</w:t>
+      </w:r>
+      <w:proofErr w:type="gramEnd"/>
+      <w:r>
+        <w:rPr>
+          <w:b/>
+          <w:bCs/>
+        </w:rPr>
+        <w:t xml:space="preserve"> </w:t>
       </w:r>
       <w:proofErr w:type="spellStart"/>
       <w:r>
@@ -2478,8 +2494,22 @@
                 <w:lang w:eastAsia="es-CO"/>
                 <w14:ligatures w14:val="none"/>
               </w:rPr>
-              <w:t xml:space="preserve"> bypass</w:t>
-            </w:r>
+              <w:t xml:space="preserve"> </w:t>
+            </w:r>
+            <w:proofErr w:type="gramStart"/>
+            <w:r>
+              <w:rPr>
+                <w:rFonts w:ascii="Segoe UI" w:eastAsia="Times New Roman" w:hAnsi="Segoe UI" w:cs="Segoe UI"/>
+                <w:color w:val="BFBFBF"/>
+                <w:kern w:val="0"/>
+                <w:sz w:val="20"/>
+                <w:szCs w:val="20"/>
+                <w:lang w:eastAsia="es-CO"/>
+                <w14:ligatures w14:val="none"/>
+              </w:rPr>
+              <w:t>bypass</w:t>
+            </w:r>
+            <w:proofErr w:type="gramEnd"/>
           </w:p>
         </w:tc>
         <w:tc>
@@ -3039,6 +3069,146 @@
           <w14:ligatures w14:val="none"/>
         </w:rPr>
         <w:t>.</w:t>
+      </w:r>
+    </w:p>
+    <w:p>
+      <w:r>
+        <w:t xml:space="preserve">El usuario jefe le pueda </w:t>
+      </w:r>
+      <w:proofErr w:type="spellStart"/>
+      <w:r>
+        <w:t>restrinjir</w:t>
+      </w:r>
+      <w:proofErr w:type="spellEnd"/>
+      <w:r>
+        <w:t xml:space="preserve"> permisos al vendedor </w:t>
+      </w:r>
+    </w:p>
+    <w:p>
+      <w:r>
+        <w:t xml:space="preserve">Prácticamente dos usuarios para que el jefe este mirando lo que se ah echo </w:t>
+      </w:r>
+    </w:p>
+    <w:p>
+      <w:pPr>
+        <w:rPr>
+          <w:b/>
+          <w:bCs/>
+        </w:rPr>
+      </w:pPr>
+      <w:r>
+        <w:tab/>
+      </w:r>
+      <w:r>
+        <w:rPr>
+          <w:b/>
+          <w:bCs/>
+        </w:rPr>
+        <w:t>No hay forma de crear una segunda sucursal</w:t>
+      </w:r>
+    </w:p>
+    <w:p>
+      <w:proofErr w:type="spellStart"/>
+      <w:r>
+        <w:t>SucursalesFunción</w:t>
+      </w:r>
+      <w:proofErr w:type="spellEnd"/>
+    </w:p>
+    <w:p>
+      <w:r>
+        <w:t xml:space="preserve">El plan Pro promete "sucursales ilimitadas" y el límite del plan gratis (1 sucursal) está definido en el código — pero no existe ningún botón ni </w:t>
+      </w:r>
+      <w:proofErr w:type="spellStart"/>
+      <w:r>
+        <w:t>endpoint</w:t>
+      </w:r>
+      <w:proofErr w:type="spellEnd"/>
+      <w:r>
+        <w:t xml:space="preserve"> para crear una sucursal nueva. Solo se crea automáticamente una ("Sucursal Principal") al registrarse. Un negocio que paga por Pro no tiene cómo aprovechar esa parte del plan.</w:t>
+      </w:r>
+    </w:p>
+    <w:p>
+      <w:proofErr w:type="spellStart"/>
+      <w:r>
+        <w:t>backend</w:t>
+      </w:r>
+      <w:proofErr w:type="spellEnd"/>
+      <w:r>
+        <w:t>/</w:t>
+      </w:r>
+      <w:proofErr w:type="spellStart"/>
+      <w:r>
+        <w:t>src</w:t>
+      </w:r>
+      <w:proofErr w:type="spellEnd"/>
+      <w:r>
+        <w:t xml:space="preserve">/middlewares/planLimit.ts:97-114 (nunca se usa) · sin </w:t>
+      </w:r>
+      <w:proofErr w:type="spellStart"/>
+      <w:r>
+        <w:t>endpoint</w:t>
+      </w:r>
+      <w:proofErr w:type="spellEnd"/>
+      <w:r>
+        <w:t xml:space="preserve"> POST /</w:t>
+      </w:r>
+      <w:proofErr w:type="spellStart"/>
+      <w:r>
+        <w:t>branches</w:t>
+      </w:r>
+      <w:proofErr w:type="spellEnd"/>
+    </w:p>
+    <w:p>
+      <w:pPr>
+        <w:rPr>
+          <w:b/>
+          <w:bCs/>
+        </w:rPr>
+      </w:pPr>
+      <w:r>
+        <w:rPr>
+          <w:b/>
+          <w:bCs/>
+        </w:rPr>
+        <w:t>Un fiado vencido no le avisa a nadie</w:t>
+      </w:r>
+    </w:p>
+    <w:p>
+      <w:proofErr w:type="spellStart"/>
+      <w:r>
+        <w:t>CréditosFunción</w:t>
+      </w:r>
+      <w:proofErr w:type="spellEnd"/>
+    </w:p>
+    <w:p>
+      <w:r>
+        <w:t>La tarea que corre cada hora sí marca los fiados como "vencidos" en la base de datos, pero nunca crea una notificación ni avisa a nadie — el administrador solo se entera si entra manualmente a filtrar por "vencidos" en Créditos.</w:t>
+      </w:r>
+    </w:p>
+    <w:p>
+      <w:proofErr w:type="spellStart"/>
+      <w:r>
+        <w:t>backend</w:t>
+      </w:r>
+      <w:proofErr w:type="spellEnd"/>
+      <w:r>
+        <w:t>/</w:t>
+      </w:r>
+      <w:proofErr w:type="spellStart"/>
+      <w:r>
+        <w:t>src</w:t>
+      </w:r>
+      <w:proofErr w:type="spellEnd"/>
+      <w:r>
+        <w:t>/</w:t>
+      </w:r>
+      <w:proofErr w:type="spellStart"/>
+      <w:r>
+        <w:t>jobs</w:t>
+      </w:r>
+      <w:proofErr w:type="spellEnd"/>
+      <w:r>
+        <w:t>/creditOverdue.job.ts:7-24</w:t>
       </w:r>
     </w:p>
     <w:p/>
